--- a/DOCS - ANEJOS/Plantillas/Por Anejo/06-06-red-de-agua-potable/00_master/PLANTILLA_MAESTRA_ANEJOS.docx
+++ b/DOCS - ANEJOS/Plantillas/Por Anejo/06-06-red-de-agua-potable/00_master/PLANTILLA_MAESTRA_ANEJOS.docx
@@ -862,6 +862,8 @@
     <w:p>
       <w:pPr>
         <w:pStyle w:val="Ttulo2"/>
+        <w:spacing w:before="220" w:after="120" w:lineRule="auto"/>
+        <w:keepNext/>
       </w:pPr>
       <w:bookmarkStart w:id="0" w:name="_Toc226615349"/>
       <w:r>
@@ -871,31 +873,17 @@
     </w:p>
     <w:p>
       <w:pPr>
-        <w:spacing w:after="120"/>
+        <w:spacing w:after="0" w:before="0" w:line="288" w:lineRule="auto"/>
       </w:pPr>
       <w:r>
-        <w:t xml:space="preserve">[El presente anejo tiene por objeto … </w:t>
-      </w:r>
-      <w:proofErr w:type="gramStart"/>
-      <w:r>
-        <w:t>Se enmarca dentro del</w:t>
-      </w:r>
-      <w:proofErr w:type="gramEnd"/>
-      <w:r>
-        <w:t xml:space="preserve"> Proyecto Ordinario de Urbanización de Mejora de la Carretera de </w:t>
-      </w:r>
-      <w:proofErr w:type="spellStart"/>
-      <w:r>
-        <w:t>Guadalmar</w:t>
-      </w:r>
-      <w:proofErr w:type="spellEnd"/>
-      <w:r>
-        <w:t>, Málaga.]</w:t>
+        <w:t>[El presente anejo tiene por objeto definir y justificar tecnicamente el contenido del anejo para {{NOMBRE_PROYECTO}}, manteniendo trazabilidad con las fuentes activas.]</w:t>
       </w:r>
     </w:p>
     <w:p>
       <w:pPr>
         <w:pStyle w:val="Ttulo2"/>
+        <w:spacing w:before="220" w:after="120" w:lineRule="auto"/>
+        <w:keepNext/>
       </w:pPr>
       <w:bookmarkStart w:id="1" w:name="_Toc226615350"/>
       <w:r>
@@ -905,7 +893,7 @@
     </w:p>
     <w:p>
       <w:pPr>
-        <w:spacing w:after="80"/>
+        <w:spacing w:after="0" w:before="0" w:line="288" w:lineRule="auto"/>
       </w:pPr>
       <w:r>
         <w:t>[Describir la documentación de partida: cartografía, estudios previos, normativa de aplicación, datos de campo, ensayos u otros documentos de referencia.]</w:t>
@@ -913,7 +901,7 @@
     </w:p>
     <w:p>
       <w:pPr>
-        <w:spacing w:after="80"/>
+        <w:spacing w:after="0" w:before="0" w:line="288" w:lineRule="auto"/>
       </w:pPr>
       <w:r>
         <w:t>La normativa de aplicación es la siguiente:</w:t>
@@ -926,7 +914,7 @@
           <w:ilvl w:val="0"/>
           <w:numId w:val="2"/>
         </w:numPr>
-        <w:spacing w:before="60" w:after="60"/>
+        <w:spacing w:after="0" w:before="0" w:line="288" w:lineRule="auto"/>
       </w:pPr>
       <w:r>
         <w:t>[Referencia normativa 1. Descripción breve.]</w:t>
@@ -939,7 +927,7 @@
           <w:ilvl w:val="0"/>
           <w:numId w:val="2"/>
         </w:numPr>
-        <w:spacing w:before="60" w:after="60"/>
+        <w:spacing w:after="0" w:before="0" w:line="288" w:lineRule="auto"/>
       </w:pPr>
       <w:r>
         <w:t>[Referencia normativa 2. Descripción breve.]</w:t>
@@ -952,7 +940,7 @@
           <w:ilvl w:val="0"/>
           <w:numId w:val="2"/>
         </w:numPr>
-        <w:spacing w:before="60" w:after="60"/>
+        <w:spacing w:after="0" w:before="0" w:line="288" w:lineRule="auto"/>
       </w:pPr>
       <w:r>
         <w:t>[Referencia normativa 3. Descripción breve.]</w:t>
@@ -966,6 +954,8 @@
     <w:p>
       <w:pPr>
         <w:pStyle w:val="Ttulo2"/>
+        <w:spacing w:before="220" w:after="120" w:lineRule="auto"/>
+        <w:keepNext/>
       </w:pPr>
       <w:bookmarkStart w:id="2" w:name="_Toc226615351"/>
       <w:r>
@@ -975,7 +965,7 @@
     </w:p>
     <w:p>
       <w:pPr>
-        <w:spacing w:after="120"/>
+        <w:spacing w:after="0" w:before="0" w:line="288" w:lineRule="auto"/>
       </w:pPr>
       <w:r>
         <w:t>[Describir los criterios de diseño, hipótesis, condicionantes y la solución adoptada.]</w:t>
@@ -984,6 +974,8 @@
     <w:p>
       <w:pPr>
         <w:pStyle w:val="Ttulo3"/>
+        <w:spacing w:before="180" w:after="100" w:lineRule="auto"/>
+        <w:keepNext/>
       </w:pPr>
       <w:bookmarkStart w:id="3" w:name="_Toc226615352"/>
       <w:r>
@@ -993,7 +985,7 @@
     </w:p>
     <w:p>
       <w:pPr>
-        <w:spacing w:after="200"/>
+        <w:spacing w:after="0" w:before="0" w:line="288" w:lineRule="auto"/>
       </w:pPr>
       <w:r>
         <w:t>[Contenido del subapartado 3.1. Referenciar planos cuando proceda: véase Plano n.º XX.]</w:t>
@@ -1001,7 +993,7 @@
     </w:p>
     <w:p>
       <w:pPr>
-        <w:spacing w:before="240" w:after="60"/>
+        <w:spacing w:after="0" w:before="0" w:line="288" w:lineRule="auto"/>
         <w:jc w:val="center"/>
       </w:pPr>
       <w:r>
@@ -1015,14 +1007,10 @@
         <w:t>Tabla X. [Título de la tabla]</w:t>
       </w:r>
     </w:p>
-    <w:p>
-      <w:r>
-        <w:t>Tabla 1. Resumen de informacion de partida</w:t>
-      </w:r>
-    </w:p>
     <w:tbl>
       <w:tblPr>
         <w:tblW w:w="9072" w:type="dxa"/>
+        <w:jc w:val="center"/>
         <w:tblBorders>
           <w:top w:val="single" w:sz="4" w:space="0" w:color="auto"/>
           <w:left w:val="single" w:sz="4" w:space="0" w:color="auto"/>
@@ -1032,10 +1020,14 @@
           <w:insideV w:val="single" w:sz="4" w:space="0" w:color="auto"/>
         </w:tblBorders>
         <w:tblCellMar>
-          <w:left w:w="10" w:type="dxa"/>
-          <w:right w:w="10" w:type="dxa"/>
+          <w:left w:w="100" w:type="dxa"/>
+          <w:right w:w="100" w:type="dxa"/>
+          <w:top w:w="80" w:type="dxa"/>
+          <w:bottom w:w="80" w:type="dxa"/>
         </w:tblCellMar>
         <w:tblLook w:val="04A0" w:firstRow="1" w:lastRow="0" w:firstColumn="1" w:lastColumn="0" w:noHBand="0" w:noVBand="1"/>
+        <w:tblStyle w:val="TableGrid"/>
+        <w:tblLayout w:type="fixed"/>
       </w:tblPr>
       <w:tblGrid>
         <w:gridCol w:w="1923"/>
@@ -1046,18 +1038,12 @@
       </w:tblGrid>
       <w:tr>
         <w:trPr>
-          <w:tblHeader/>
+          <w:tblHeader w:val="1"/>
+          <w:cantSplit w:val="1"/>
         </w:trPr>
         <w:tc>
           <w:tcPr>
             <w:tcW w:w="2000" w:type="dxa"/>
-            <w:tcBorders>
-              <w:top w:val="none" w:sz="0" w:space="0" w:color="FFFFFF"/>
-              <w:left w:val="none" w:sz="0" w:space="0" w:color="FFFFFF"/>
-              <w:bottom w:val="none" w:sz="0" w:space="0" w:color="FFFFFF"/>
-              <w:right w:val="none" w:sz="0" w:space="0" w:color="FFFFFF"/>
-            </w:tcBorders>
-            <w:shd w:val="clear" w:color="auto" w:fill="366092"/>
             <w:tcMar>
               <w:top w:w="80" w:type="dxa"/>
               <w:left w:w="120" w:type="dxa"/>
@@ -1065,18 +1051,26 @@
               <w:right w:w="120" w:type="dxa"/>
             </w:tcMar>
             <w:vAlign w:val="center"/>
+            <w:shd w:val="clear" w:color="auto" w:fill="366092"/>
+            <w:tcBorders>
+              <w:top w:val="single" w:sz="4" w:space="0" w:color="366092"/>
+              <w:left w:val="single" w:sz="4" w:space="0" w:color="366092"/>
+              <w:bottom w:val="single" w:sz="4" w:space="0" w:color="366092"/>
+              <w:right w:val="single" w:sz="4" w:space="0" w:color="366092"/>
+            </w:tcBorders>
           </w:tcPr>
           <w:p>
             <w:pPr>
+              <w:spacing w:before="20" w:after="20" w:line="240" w:lineRule="auto"/>
               <w:jc w:val="center"/>
+              <w:suppressAutoHyphens/>
             </w:pPr>
             <w:r>
               <w:rPr>
-                <w:b/>
+                <w:rFonts w:ascii="Montserrat" w:hAnsi="Montserrat" w:eastAsia="Montserrat" w:cs="Montserrat"/>
+                <w:b w:val="1"/>
                 <w:bCs/>
                 <w:color w:val="FFFFFF"/>
-                <w:sz w:val="18"/>
-                <w:szCs w:val="18"/>
               </w:rPr>
               <w:t>PARÁMETRO</w:t>
             </w:r>
@@ -1085,13 +1079,6 @@
         <w:tc>
           <w:tcPr>
             <w:tcW w:w="2000" w:type="dxa"/>
-            <w:tcBorders>
-              <w:top w:val="none" w:sz="0" w:space="0" w:color="FFFFFF"/>
-              <w:left w:val="none" w:sz="0" w:space="0" w:color="FFFFFF"/>
-              <w:bottom w:val="none" w:sz="0" w:space="0" w:color="FFFFFF"/>
-              <w:right w:val="none" w:sz="0" w:space="0" w:color="FFFFFF"/>
-            </w:tcBorders>
-            <w:shd w:val="clear" w:color="auto" w:fill="366092"/>
             <w:tcMar>
               <w:top w:w="80" w:type="dxa"/>
               <w:left w:w="120" w:type="dxa"/>
@@ -1099,18 +1086,26 @@
               <w:right w:w="120" w:type="dxa"/>
             </w:tcMar>
             <w:vAlign w:val="center"/>
+            <w:shd w:val="clear" w:color="auto" w:fill="366092"/>
+            <w:tcBorders>
+              <w:top w:val="single" w:sz="4" w:space="0" w:color="366092"/>
+              <w:left w:val="single" w:sz="4" w:space="0" w:color="366092"/>
+              <w:bottom w:val="single" w:sz="4" w:space="0" w:color="366092"/>
+              <w:right w:val="single" w:sz="4" w:space="0" w:color="366092"/>
+            </w:tcBorders>
           </w:tcPr>
           <w:p>
             <w:pPr>
+              <w:spacing w:before="20" w:after="20" w:line="240" w:lineRule="auto"/>
               <w:jc w:val="center"/>
+              <w:suppressAutoHyphens/>
             </w:pPr>
             <w:r>
               <w:rPr>
-                <w:b/>
+                <w:rFonts w:ascii="Montserrat" w:hAnsi="Montserrat" w:eastAsia="Montserrat" w:cs="Montserrat"/>
+                <w:b w:val="1"/>
                 <w:bCs/>
                 <w:color w:val="FFFFFF"/>
-                <w:sz w:val="18"/>
-                <w:szCs w:val="18"/>
               </w:rPr>
               <w:t>VALOR</w:t>
             </w:r>
@@ -1119,13 +1114,6 @@
         <w:tc>
           <w:tcPr>
             <w:tcW w:w="2000" w:type="dxa"/>
-            <w:tcBorders>
-              <w:top w:val="none" w:sz="0" w:space="0" w:color="FFFFFF"/>
-              <w:left w:val="none" w:sz="0" w:space="0" w:color="FFFFFF"/>
-              <w:bottom w:val="none" w:sz="0" w:space="0" w:color="FFFFFF"/>
-              <w:right w:val="none" w:sz="0" w:space="0" w:color="FFFFFF"/>
-            </w:tcBorders>
-            <w:shd w:val="clear" w:color="auto" w:fill="366092"/>
             <w:tcMar>
               <w:top w:w="80" w:type="dxa"/>
               <w:left w:w="120" w:type="dxa"/>
@@ -1133,18 +1121,26 @@
               <w:right w:w="120" w:type="dxa"/>
             </w:tcMar>
             <w:vAlign w:val="center"/>
+            <w:shd w:val="clear" w:color="auto" w:fill="366092"/>
+            <w:tcBorders>
+              <w:top w:val="single" w:sz="4" w:space="0" w:color="366092"/>
+              <w:left w:val="single" w:sz="4" w:space="0" w:color="366092"/>
+              <w:bottom w:val="single" w:sz="4" w:space="0" w:color="366092"/>
+              <w:right w:val="single" w:sz="4" w:space="0" w:color="366092"/>
+            </w:tcBorders>
           </w:tcPr>
           <w:p>
             <w:pPr>
+              <w:spacing w:before="20" w:after="20" w:line="240" w:lineRule="auto"/>
               <w:jc w:val="center"/>
+              <w:suppressAutoHyphens/>
             </w:pPr>
             <w:r>
               <w:rPr>
-                <w:b/>
+                <w:rFonts w:ascii="Montserrat" w:hAnsi="Montserrat" w:eastAsia="Montserrat" w:cs="Montserrat"/>
+                <w:b w:val="1"/>
                 <w:bCs/>
                 <w:color w:val="FFFFFF"/>
-                <w:sz w:val="18"/>
-                <w:szCs w:val="18"/>
               </w:rPr>
               <w:t>UNIDADES</w:t>
             </w:r>
@@ -1153,13 +1149,6 @@
         <w:tc>
           <w:tcPr>
             <w:tcW w:w="1536" w:type="dxa"/>
-            <w:tcBorders>
-              <w:top w:val="none" w:sz="0" w:space="0" w:color="FFFFFF"/>
-              <w:left w:val="none" w:sz="0" w:space="0" w:color="FFFFFF"/>
-              <w:bottom w:val="none" w:sz="0" w:space="0" w:color="FFFFFF"/>
-              <w:right w:val="none" w:sz="0" w:space="0" w:color="FFFFFF"/>
-            </w:tcBorders>
-            <w:shd w:val="clear" w:color="auto" w:fill="366092"/>
             <w:tcMar>
               <w:top w:w="80" w:type="dxa"/>
               <w:left w:w="120" w:type="dxa"/>
@@ -1167,18 +1156,26 @@
               <w:right w:w="120" w:type="dxa"/>
             </w:tcMar>
             <w:vAlign w:val="center"/>
+            <w:shd w:val="clear" w:color="auto" w:fill="366092"/>
+            <w:tcBorders>
+              <w:top w:val="single" w:sz="4" w:space="0" w:color="366092"/>
+              <w:left w:val="single" w:sz="4" w:space="0" w:color="366092"/>
+              <w:bottom w:val="single" w:sz="4" w:space="0" w:color="366092"/>
+              <w:right w:val="single" w:sz="4" w:space="0" w:color="366092"/>
+            </w:tcBorders>
           </w:tcPr>
           <w:p>
             <w:pPr>
+              <w:spacing w:before="20" w:after="20" w:line="240" w:lineRule="auto"/>
               <w:jc w:val="center"/>
+              <w:suppressAutoHyphens/>
             </w:pPr>
             <w:r>
               <w:rPr>
-                <w:b/>
+                <w:rFonts w:ascii="Montserrat" w:hAnsi="Montserrat" w:eastAsia="Montserrat" w:cs="Montserrat"/>
+                <w:b w:val="1"/>
                 <w:bCs/>
                 <w:color w:val="FFFFFF"/>
-                <w:sz w:val="18"/>
-                <w:szCs w:val="18"/>
               </w:rPr>
               <w:t>NORMATIVA</w:t>
             </w:r>
@@ -1187,13 +1184,6 @@
         <w:tc>
           <w:tcPr>
             <w:tcW w:w="1536" w:type="dxa"/>
-            <w:tcBorders>
-              <w:top w:val="none" w:sz="0" w:space="0" w:color="FFFFFF"/>
-              <w:left w:val="none" w:sz="0" w:space="0" w:color="FFFFFF"/>
-              <w:bottom w:val="none" w:sz="0" w:space="0" w:color="FFFFFF"/>
-              <w:right w:val="none" w:sz="0" w:space="0" w:color="FFFFFF"/>
-            </w:tcBorders>
-            <w:shd w:val="clear" w:color="auto" w:fill="366092"/>
             <w:tcMar>
               <w:top w:w="80" w:type="dxa"/>
               <w:left w:w="120" w:type="dxa"/>
@@ -1201,18 +1191,26 @@
               <w:right w:w="120" w:type="dxa"/>
             </w:tcMar>
             <w:vAlign w:val="center"/>
+            <w:shd w:val="clear" w:color="auto" w:fill="366092"/>
+            <w:tcBorders>
+              <w:top w:val="single" w:sz="4" w:space="0" w:color="366092"/>
+              <w:left w:val="single" w:sz="4" w:space="0" w:color="366092"/>
+              <w:bottom w:val="single" w:sz="4" w:space="0" w:color="366092"/>
+              <w:right w:val="single" w:sz="4" w:space="0" w:color="366092"/>
+            </w:tcBorders>
           </w:tcPr>
           <w:p>
             <w:pPr>
+              <w:spacing w:before="20" w:after="20" w:line="240" w:lineRule="auto"/>
               <w:jc w:val="center"/>
+              <w:suppressAutoHyphens/>
             </w:pPr>
             <w:r>
               <w:rPr>
-                <w:b/>
+                <w:rFonts w:ascii="Montserrat" w:hAnsi="Montserrat" w:eastAsia="Montserrat" w:cs="Montserrat"/>
+                <w:b w:val="1"/>
                 <w:bCs/>
                 <w:color w:val="FFFFFF"/>
-                <w:sz w:val="18"/>
-                <w:szCs w:val="18"/>
               </w:rPr>
               <w:t>OBSERVACIONES</w:t>
             </w:r>
@@ -1220,27 +1218,38 @@
         </w:tc>
       </w:tr>
       <w:tr>
+        <w:trPr>
+          <w:cantSplit w:val="1"/>
+        </w:trPr>
         <w:tc>
           <w:tcPr>
             <w:tcW w:w="2000" w:type="dxa"/>
-            <w:tcBorders>
-              <w:top w:val="none" w:sz="0" w:space="0" w:color="FFFFFF"/>
-              <w:left w:val="none" w:sz="0" w:space="0" w:color="FFFFFF"/>
-              <w:bottom w:val="none" w:sz="0" w:space="0" w:color="FFFFFF"/>
-              <w:right w:val="none" w:sz="0" w:space="0" w:color="FFFFFF"/>
-            </w:tcBorders>
             <w:tcMar>
               <w:top w:w="80" w:type="dxa"/>
               <w:left w:w="120" w:type="dxa"/>
               <w:bottom w:w="80" w:type="dxa"/>
               <w:right w:w="120" w:type="dxa"/>
             </w:tcMar>
+            <w:vAlign w:val="center"/>
+            <w:shd w:val="clear" w:color="auto" w:fill="FFFFFF"/>
+            <w:tcBorders>
+              <w:top w:val="single" w:sz="4" w:space="0" w:color="366092"/>
+              <w:left w:val="single" w:sz="4" w:space="0" w:color="366092"/>
+              <w:bottom w:val="single" w:sz="4" w:space="0" w:color="366092"/>
+              <w:right w:val="single" w:sz="4" w:space="0" w:color="366092"/>
+            </w:tcBorders>
           </w:tcPr>
           <w:p>
-            <w:r>
-              <w:rPr>
-                <w:sz w:val="18"/>
-                <w:szCs w:val="18"/>
+            <w:pPr>
+              <w:spacing w:before="20" w:after="20" w:line="240" w:lineRule="auto"/>
+              <w:jc w:val="left"/>
+              <w:suppressAutoHyphens/>
+            </w:pPr>
+            <w:r>
+              <w:rPr>
+                <w:rFonts w:ascii="Montserrat" w:hAnsi="Montserrat" w:eastAsia="Montserrat" w:cs="Montserrat"/>
+                <w:b w:val="0"/>
+                <w:color w:val="000000"/>
               </w:rPr>
               <w:t>Parámetro 1</w:t>
             </w:r>
@@ -1249,24 +1258,32 @@
         <w:tc>
           <w:tcPr>
             <w:tcW w:w="2000" w:type="dxa"/>
-            <w:tcBorders>
-              <w:top w:val="none" w:sz="0" w:space="0" w:color="FFFFFF"/>
-              <w:left w:val="none" w:sz="0" w:space="0" w:color="FFFFFF"/>
-              <w:bottom w:val="none" w:sz="0" w:space="0" w:color="FFFFFF"/>
-              <w:right w:val="none" w:sz="0" w:space="0" w:color="FFFFFF"/>
-            </w:tcBorders>
             <w:tcMar>
               <w:top w:w="80" w:type="dxa"/>
               <w:left w:w="120" w:type="dxa"/>
               <w:bottom w:w="80" w:type="dxa"/>
               <w:right w:w="120" w:type="dxa"/>
             </w:tcMar>
+            <w:vAlign w:val="center"/>
+            <w:shd w:val="clear" w:color="auto" w:fill="FFFFFF"/>
+            <w:tcBorders>
+              <w:top w:val="single" w:sz="4" w:space="0" w:color="366092"/>
+              <w:left w:val="single" w:sz="4" w:space="0" w:color="366092"/>
+              <w:bottom w:val="single" w:sz="4" w:space="0" w:color="366092"/>
+              <w:right w:val="single" w:sz="4" w:space="0" w:color="366092"/>
+            </w:tcBorders>
           </w:tcPr>
           <w:p>
-            <w:r>
-              <w:rPr>
-                <w:sz w:val="18"/>
-                <w:szCs w:val="18"/>
+            <w:pPr>
+              <w:spacing w:before="20" w:after="20" w:line="240" w:lineRule="auto"/>
+              <w:jc w:val="left"/>
+              <w:suppressAutoHyphens/>
+            </w:pPr>
+            <w:r>
+              <w:rPr>
+                <w:rFonts w:ascii="Montserrat" w:hAnsi="Montserrat" w:eastAsia="Montserrat" w:cs="Montserrat"/>
+                <w:b w:val="0"/>
+                <w:color w:val="000000"/>
               </w:rPr>
               <w:t>—</w:t>
             </w:r>
@@ -1275,24 +1292,32 @@
         <w:tc>
           <w:tcPr>
             <w:tcW w:w="2000" w:type="dxa"/>
-            <w:tcBorders>
-              <w:top w:val="none" w:sz="0" w:space="0" w:color="FFFFFF"/>
-              <w:left w:val="none" w:sz="0" w:space="0" w:color="FFFFFF"/>
-              <w:bottom w:val="none" w:sz="0" w:space="0" w:color="FFFFFF"/>
-              <w:right w:val="none" w:sz="0" w:space="0" w:color="FFFFFF"/>
-            </w:tcBorders>
             <w:tcMar>
               <w:top w:w="80" w:type="dxa"/>
               <w:left w:w="120" w:type="dxa"/>
               <w:bottom w:w="80" w:type="dxa"/>
               <w:right w:w="120" w:type="dxa"/>
             </w:tcMar>
+            <w:vAlign w:val="center"/>
+            <w:shd w:val="clear" w:color="auto" w:fill="FFFFFF"/>
+            <w:tcBorders>
+              <w:top w:val="single" w:sz="4" w:space="0" w:color="366092"/>
+              <w:left w:val="single" w:sz="4" w:space="0" w:color="366092"/>
+              <w:bottom w:val="single" w:sz="4" w:space="0" w:color="366092"/>
+              <w:right w:val="single" w:sz="4" w:space="0" w:color="366092"/>
+            </w:tcBorders>
           </w:tcPr>
           <w:p>
-            <w:r>
-              <w:rPr>
-                <w:sz w:val="18"/>
-                <w:szCs w:val="18"/>
+            <w:pPr>
+              <w:spacing w:before="20" w:after="20" w:line="240" w:lineRule="auto"/>
+              <w:jc w:val="left"/>
+              <w:suppressAutoHyphens/>
+            </w:pPr>
+            <w:r>
+              <w:rPr>
+                <w:rFonts w:ascii="Montserrat" w:hAnsi="Montserrat" w:eastAsia="Montserrat" w:cs="Montserrat"/>
+                <w:b w:val="0"/>
+                <w:color w:val="000000"/>
               </w:rPr>
               <w:t>—</w:t>
             </w:r>
@@ -1301,24 +1326,32 @@
         <w:tc>
           <w:tcPr>
             <w:tcW w:w="1536" w:type="dxa"/>
-            <w:tcBorders>
-              <w:top w:val="none" w:sz="0" w:space="0" w:color="FFFFFF"/>
-              <w:left w:val="none" w:sz="0" w:space="0" w:color="FFFFFF"/>
-              <w:bottom w:val="none" w:sz="0" w:space="0" w:color="FFFFFF"/>
-              <w:right w:val="none" w:sz="0" w:space="0" w:color="FFFFFF"/>
-            </w:tcBorders>
             <w:tcMar>
               <w:top w:w="80" w:type="dxa"/>
               <w:left w:w="120" w:type="dxa"/>
               <w:bottom w:w="80" w:type="dxa"/>
               <w:right w:w="120" w:type="dxa"/>
             </w:tcMar>
+            <w:vAlign w:val="center"/>
+            <w:shd w:val="clear" w:color="auto" w:fill="FFFFFF"/>
+            <w:tcBorders>
+              <w:top w:val="single" w:sz="4" w:space="0" w:color="366092"/>
+              <w:left w:val="single" w:sz="4" w:space="0" w:color="366092"/>
+              <w:bottom w:val="single" w:sz="4" w:space="0" w:color="366092"/>
+              <w:right w:val="single" w:sz="4" w:space="0" w:color="366092"/>
+            </w:tcBorders>
           </w:tcPr>
           <w:p>
-            <w:r>
-              <w:rPr>
-                <w:sz w:val="18"/>
-                <w:szCs w:val="18"/>
+            <w:pPr>
+              <w:spacing w:before="20" w:after="20" w:line="240" w:lineRule="auto"/>
+              <w:jc w:val="left"/>
+              <w:suppressAutoHyphens/>
+            </w:pPr>
+            <w:r>
+              <w:rPr>
+                <w:rFonts w:ascii="Montserrat" w:hAnsi="Montserrat" w:eastAsia="Montserrat" w:cs="Montserrat"/>
+                <w:b w:val="0"/>
+                <w:color w:val="000000"/>
               </w:rPr>
               <w:t>—</w:t>
             </w:r>
@@ -1327,24 +1360,32 @@
         <w:tc>
           <w:tcPr>
             <w:tcW w:w="1536" w:type="dxa"/>
-            <w:tcBorders>
-              <w:top w:val="none" w:sz="0" w:space="0" w:color="FFFFFF"/>
-              <w:left w:val="none" w:sz="0" w:space="0" w:color="FFFFFF"/>
-              <w:bottom w:val="none" w:sz="0" w:space="0" w:color="FFFFFF"/>
-              <w:right w:val="none" w:sz="0" w:space="0" w:color="FFFFFF"/>
-            </w:tcBorders>
             <w:tcMar>
               <w:top w:w="80" w:type="dxa"/>
               <w:left w:w="120" w:type="dxa"/>
               <w:bottom w:w="80" w:type="dxa"/>
               <w:right w:w="120" w:type="dxa"/>
             </w:tcMar>
+            <w:vAlign w:val="center"/>
+            <w:shd w:val="clear" w:color="auto" w:fill="FFFFFF"/>
+            <w:tcBorders>
+              <w:top w:val="single" w:sz="4" w:space="0" w:color="366092"/>
+              <w:left w:val="single" w:sz="4" w:space="0" w:color="366092"/>
+              <w:bottom w:val="single" w:sz="4" w:space="0" w:color="366092"/>
+              <w:right w:val="single" w:sz="4" w:space="0" w:color="366092"/>
+            </w:tcBorders>
           </w:tcPr>
           <w:p>
-            <w:r>
-              <w:rPr>
-                <w:sz w:val="18"/>
-                <w:szCs w:val="18"/>
+            <w:pPr>
+              <w:spacing w:before="20" w:after="20" w:line="240" w:lineRule="auto"/>
+              <w:jc w:val="left"/>
+              <w:suppressAutoHyphens/>
+            </w:pPr>
+            <w:r>
+              <w:rPr>
+                <w:rFonts w:ascii="Montserrat" w:hAnsi="Montserrat" w:eastAsia="Montserrat" w:cs="Montserrat"/>
+                <w:b w:val="0"/>
+                <w:color w:val="000000"/>
               </w:rPr>
               <w:t>—</w:t>
             </w:r>
@@ -1352,28 +1393,38 @@
         </w:tc>
       </w:tr>
       <w:tr>
+        <w:trPr>
+          <w:cantSplit w:val="1"/>
+        </w:trPr>
         <w:tc>
           <w:tcPr>
             <w:tcW w:w="2000" w:type="dxa"/>
-            <w:tcBorders>
-              <w:top w:val="none" w:sz="0" w:space="0" w:color="FFFFFF"/>
-              <w:left w:val="none" w:sz="0" w:space="0" w:color="FFFFFF"/>
-              <w:bottom w:val="none" w:sz="0" w:space="0" w:color="FFFFFF"/>
-              <w:right w:val="none" w:sz="0" w:space="0" w:color="FFFFFF"/>
-            </w:tcBorders>
-            <w:shd w:val="clear" w:color="auto" w:fill="F2F2F2"/>
             <w:tcMar>
               <w:top w:w="80" w:type="dxa"/>
               <w:left w:w="120" w:type="dxa"/>
               <w:bottom w:w="80" w:type="dxa"/>
               <w:right w:w="120" w:type="dxa"/>
             </w:tcMar>
+            <w:vAlign w:val="center"/>
+            <w:shd w:val="clear" w:color="auto" w:fill="D9EAF7"/>
+            <w:tcBorders>
+              <w:top w:val="single" w:sz="4" w:space="0" w:color="366092"/>
+              <w:left w:val="single" w:sz="4" w:space="0" w:color="366092"/>
+              <w:bottom w:val="single" w:sz="4" w:space="0" w:color="366092"/>
+              <w:right w:val="single" w:sz="4" w:space="0" w:color="366092"/>
+            </w:tcBorders>
           </w:tcPr>
           <w:p>
-            <w:r>
-              <w:rPr>
-                <w:sz w:val="18"/>
-                <w:szCs w:val="18"/>
+            <w:pPr>
+              <w:spacing w:before="20" w:after="20" w:line="240" w:lineRule="auto"/>
+              <w:jc w:val="left"/>
+              <w:suppressAutoHyphens/>
+            </w:pPr>
+            <w:r>
+              <w:rPr>
+                <w:rFonts w:ascii="Montserrat" w:hAnsi="Montserrat" w:eastAsia="Montserrat" w:cs="Montserrat"/>
+                <w:b w:val="0"/>
+                <w:color w:val="000000"/>
               </w:rPr>
               <w:t>Parámetro 2</w:t>
             </w:r>
@@ -1382,25 +1433,32 @@
         <w:tc>
           <w:tcPr>
             <w:tcW w:w="2000" w:type="dxa"/>
-            <w:tcBorders>
-              <w:top w:val="none" w:sz="0" w:space="0" w:color="FFFFFF"/>
-              <w:left w:val="none" w:sz="0" w:space="0" w:color="FFFFFF"/>
-              <w:bottom w:val="none" w:sz="0" w:space="0" w:color="FFFFFF"/>
-              <w:right w:val="none" w:sz="0" w:space="0" w:color="FFFFFF"/>
-            </w:tcBorders>
-            <w:shd w:val="clear" w:color="auto" w:fill="F2F2F2"/>
             <w:tcMar>
               <w:top w:w="80" w:type="dxa"/>
               <w:left w:w="120" w:type="dxa"/>
               <w:bottom w:w="80" w:type="dxa"/>
               <w:right w:w="120" w:type="dxa"/>
             </w:tcMar>
+            <w:vAlign w:val="center"/>
+            <w:shd w:val="clear" w:color="auto" w:fill="D9EAF7"/>
+            <w:tcBorders>
+              <w:top w:val="single" w:sz="4" w:space="0" w:color="366092"/>
+              <w:left w:val="single" w:sz="4" w:space="0" w:color="366092"/>
+              <w:bottom w:val="single" w:sz="4" w:space="0" w:color="366092"/>
+              <w:right w:val="single" w:sz="4" w:space="0" w:color="366092"/>
+            </w:tcBorders>
           </w:tcPr>
           <w:p>
-            <w:r>
-              <w:rPr>
-                <w:sz w:val="18"/>
-                <w:szCs w:val="18"/>
+            <w:pPr>
+              <w:spacing w:before="20" w:after="20" w:line="240" w:lineRule="auto"/>
+              <w:jc w:val="left"/>
+              <w:suppressAutoHyphens/>
+            </w:pPr>
+            <w:r>
+              <w:rPr>
+                <w:rFonts w:ascii="Montserrat" w:hAnsi="Montserrat" w:eastAsia="Montserrat" w:cs="Montserrat"/>
+                <w:b w:val="0"/>
+                <w:color w:val="000000"/>
               </w:rPr>
               <w:t>—</w:t>
             </w:r>
@@ -1409,25 +1467,32 @@
         <w:tc>
           <w:tcPr>
             <w:tcW w:w="2000" w:type="dxa"/>
-            <w:tcBorders>
-              <w:top w:val="none" w:sz="0" w:space="0" w:color="FFFFFF"/>
-              <w:left w:val="none" w:sz="0" w:space="0" w:color="FFFFFF"/>
-              <w:bottom w:val="none" w:sz="0" w:space="0" w:color="FFFFFF"/>
-              <w:right w:val="none" w:sz="0" w:space="0" w:color="FFFFFF"/>
-            </w:tcBorders>
-            <w:shd w:val="clear" w:color="auto" w:fill="F2F2F2"/>
             <w:tcMar>
               <w:top w:w="80" w:type="dxa"/>
               <w:left w:w="120" w:type="dxa"/>
               <w:bottom w:w="80" w:type="dxa"/>
               <w:right w:w="120" w:type="dxa"/>
             </w:tcMar>
+            <w:vAlign w:val="center"/>
+            <w:shd w:val="clear" w:color="auto" w:fill="D9EAF7"/>
+            <w:tcBorders>
+              <w:top w:val="single" w:sz="4" w:space="0" w:color="366092"/>
+              <w:left w:val="single" w:sz="4" w:space="0" w:color="366092"/>
+              <w:bottom w:val="single" w:sz="4" w:space="0" w:color="366092"/>
+              <w:right w:val="single" w:sz="4" w:space="0" w:color="366092"/>
+            </w:tcBorders>
           </w:tcPr>
           <w:p>
-            <w:r>
-              <w:rPr>
-                <w:sz w:val="18"/>
-                <w:szCs w:val="18"/>
+            <w:pPr>
+              <w:spacing w:before="20" w:after="20" w:line="240" w:lineRule="auto"/>
+              <w:jc w:val="left"/>
+              <w:suppressAutoHyphens/>
+            </w:pPr>
+            <w:r>
+              <w:rPr>
+                <w:rFonts w:ascii="Montserrat" w:hAnsi="Montserrat" w:eastAsia="Montserrat" w:cs="Montserrat"/>
+                <w:b w:val="0"/>
+                <w:color w:val="000000"/>
               </w:rPr>
               <w:t>—</w:t>
             </w:r>
@@ -1436,25 +1501,32 @@
         <w:tc>
           <w:tcPr>
             <w:tcW w:w="1536" w:type="dxa"/>
-            <w:tcBorders>
-              <w:top w:val="none" w:sz="0" w:space="0" w:color="FFFFFF"/>
-              <w:left w:val="none" w:sz="0" w:space="0" w:color="FFFFFF"/>
-              <w:bottom w:val="none" w:sz="0" w:space="0" w:color="FFFFFF"/>
-              <w:right w:val="none" w:sz="0" w:space="0" w:color="FFFFFF"/>
-            </w:tcBorders>
-            <w:shd w:val="clear" w:color="auto" w:fill="F2F2F2"/>
             <w:tcMar>
               <w:top w:w="80" w:type="dxa"/>
               <w:left w:w="120" w:type="dxa"/>
               <w:bottom w:w="80" w:type="dxa"/>
               <w:right w:w="120" w:type="dxa"/>
             </w:tcMar>
+            <w:vAlign w:val="center"/>
+            <w:shd w:val="clear" w:color="auto" w:fill="D9EAF7"/>
+            <w:tcBorders>
+              <w:top w:val="single" w:sz="4" w:space="0" w:color="366092"/>
+              <w:left w:val="single" w:sz="4" w:space="0" w:color="366092"/>
+              <w:bottom w:val="single" w:sz="4" w:space="0" w:color="366092"/>
+              <w:right w:val="single" w:sz="4" w:space="0" w:color="366092"/>
+            </w:tcBorders>
           </w:tcPr>
           <w:p>
-            <w:r>
-              <w:rPr>
-                <w:sz w:val="18"/>
-                <w:szCs w:val="18"/>
+            <w:pPr>
+              <w:spacing w:before="20" w:after="20" w:line="240" w:lineRule="auto"/>
+              <w:jc w:val="left"/>
+              <w:suppressAutoHyphens/>
+            </w:pPr>
+            <w:r>
+              <w:rPr>
+                <w:rFonts w:ascii="Montserrat" w:hAnsi="Montserrat" w:eastAsia="Montserrat" w:cs="Montserrat"/>
+                <w:b w:val="0"/>
+                <w:color w:val="000000"/>
               </w:rPr>
               <w:t>—</w:t>
             </w:r>
@@ -1463,25 +1535,32 @@
         <w:tc>
           <w:tcPr>
             <w:tcW w:w="1536" w:type="dxa"/>
-            <w:tcBorders>
-              <w:top w:val="none" w:sz="0" w:space="0" w:color="FFFFFF"/>
-              <w:left w:val="none" w:sz="0" w:space="0" w:color="FFFFFF"/>
-              <w:bottom w:val="none" w:sz="0" w:space="0" w:color="FFFFFF"/>
-              <w:right w:val="none" w:sz="0" w:space="0" w:color="FFFFFF"/>
-            </w:tcBorders>
-            <w:shd w:val="clear" w:color="auto" w:fill="F2F2F2"/>
             <w:tcMar>
               <w:top w:w="80" w:type="dxa"/>
               <w:left w:w="120" w:type="dxa"/>
               <w:bottom w:w="80" w:type="dxa"/>
               <w:right w:w="120" w:type="dxa"/>
             </w:tcMar>
+            <w:vAlign w:val="center"/>
+            <w:shd w:val="clear" w:color="auto" w:fill="D9EAF7"/>
+            <w:tcBorders>
+              <w:top w:val="single" w:sz="4" w:space="0" w:color="366092"/>
+              <w:left w:val="single" w:sz="4" w:space="0" w:color="366092"/>
+              <w:bottom w:val="single" w:sz="4" w:space="0" w:color="366092"/>
+              <w:right w:val="single" w:sz="4" w:space="0" w:color="366092"/>
+            </w:tcBorders>
           </w:tcPr>
           <w:p>
-            <w:r>
-              <w:rPr>
-                <w:sz w:val="18"/>
-                <w:szCs w:val="18"/>
+            <w:pPr>
+              <w:spacing w:before="20" w:after="20" w:line="240" w:lineRule="auto"/>
+              <w:jc w:val="left"/>
+              <w:suppressAutoHyphens/>
+            </w:pPr>
+            <w:r>
+              <w:rPr>
+                <w:rFonts w:ascii="Montserrat" w:hAnsi="Montserrat" w:eastAsia="Montserrat" w:cs="Montserrat"/>
+                <w:b w:val="0"/>
+                <w:color w:val="000000"/>
               </w:rPr>
               <w:t>—</w:t>
             </w:r>
@@ -1489,27 +1568,38 @@
         </w:tc>
       </w:tr>
       <w:tr>
+        <w:trPr>
+          <w:cantSplit w:val="1"/>
+        </w:trPr>
         <w:tc>
           <w:tcPr>
             <w:tcW w:w="2000" w:type="dxa"/>
-            <w:tcBorders>
-              <w:top w:val="none" w:sz="0" w:space="0" w:color="FFFFFF"/>
-              <w:left w:val="none" w:sz="0" w:space="0" w:color="FFFFFF"/>
-              <w:bottom w:val="none" w:sz="0" w:space="0" w:color="FFFFFF"/>
-              <w:right w:val="none" w:sz="0" w:space="0" w:color="FFFFFF"/>
-            </w:tcBorders>
             <w:tcMar>
               <w:top w:w="80" w:type="dxa"/>
               <w:left w:w="120" w:type="dxa"/>
               <w:bottom w:w="80" w:type="dxa"/>
               <w:right w:w="120" w:type="dxa"/>
             </w:tcMar>
+            <w:vAlign w:val="center"/>
+            <w:shd w:val="clear" w:color="auto" w:fill="FFFFFF"/>
+            <w:tcBorders>
+              <w:top w:val="single" w:sz="4" w:space="0" w:color="366092"/>
+              <w:left w:val="single" w:sz="4" w:space="0" w:color="366092"/>
+              <w:bottom w:val="single" w:sz="4" w:space="0" w:color="366092"/>
+              <w:right w:val="single" w:sz="4" w:space="0" w:color="366092"/>
+            </w:tcBorders>
           </w:tcPr>
           <w:p>
-            <w:r>
-              <w:rPr>
-                <w:sz w:val="18"/>
-                <w:szCs w:val="18"/>
+            <w:pPr>
+              <w:spacing w:before="20" w:after="20" w:line="240" w:lineRule="auto"/>
+              <w:jc w:val="left"/>
+              <w:suppressAutoHyphens/>
+            </w:pPr>
+            <w:r>
+              <w:rPr>
+                <w:rFonts w:ascii="Montserrat" w:hAnsi="Montserrat" w:eastAsia="Montserrat" w:cs="Montserrat"/>
+                <w:b w:val="0"/>
+                <w:color w:val="000000"/>
               </w:rPr>
               <w:t>Parámetro 3</w:t>
             </w:r>
@@ -1518,24 +1608,32 @@
         <w:tc>
           <w:tcPr>
             <w:tcW w:w="2000" w:type="dxa"/>
-            <w:tcBorders>
-              <w:top w:val="none" w:sz="0" w:space="0" w:color="FFFFFF"/>
-              <w:left w:val="none" w:sz="0" w:space="0" w:color="FFFFFF"/>
-              <w:bottom w:val="none" w:sz="0" w:space="0" w:color="FFFFFF"/>
-              <w:right w:val="none" w:sz="0" w:space="0" w:color="FFFFFF"/>
-            </w:tcBorders>
             <w:tcMar>
               <w:top w:w="80" w:type="dxa"/>
               <w:left w:w="120" w:type="dxa"/>
               <w:bottom w:w="80" w:type="dxa"/>
               <w:right w:w="120" w:type="dxa"/>
             </w:tcMar>
+            <w:vAlign w:val="center"/>
+            <w:shd w:val="clear" w:color="auto" w:fill="FFFFFF"/>
+            <w:tcBorders>
+              <w:top w:val="single" w:sz="4" w:space="0" w:color="366092"/>
+              <w:left w:val="single" w:sz="4" w:space="0" w:color="366092"/>
+              <w:bottom w:val="single" w:sz="4" w:space="0" w:color="366092"/>
+              <w:right w:val="single" w:sz="4" w:space="0" w:color="366092"/>
+            </w:tcBorders>
           </w:tcPr>
           <w:p>
-            <w:r>
-              <w:rPr>
-                <w:sz w:val="18"/>
-                <w:szCs w:val="18"/>
+            <w:pPr>
+              <w:spacing w:before="20" w:after="20" w:line="240" w:lineRule="auto"/>
+              <w:jc w:val="left"/>
+              <w:suppressAutoHyphens/>
+            </w:pPr>
+            <w:r>
+              <w:rPr>
+                <w:rFonts w:ascii="Montserrat" w:hAnsi="Montserrat" w:eastAsia="Montserrat" w:cs="Montserrat"/>
+                <w:b w:val="0"/>
+                <w:color w:val="000000"/>
               </w:rPr>
               <w:t>—</w:t>
             </w:r>
@@ -1544,24 +1642,32 @@
         <w:tc>
           <w:tcPr>
             <w:tcW w:w="2000" w:type="dxa"/>
-            <w:tcBorders>
-              <w:top w:val="none" w:sz="0" w:space="0" w:color="FFFFFF"/>
-              <w:left w:val="none" w:sz="0" w:space="0" w:color="FFFFFF"/>
-              <w:bottom w:val="none" w:sz="0" w:space="0" w:color="FFFFFF"/>
-              <w:right w:val="none" w:sz="0" w:space="0" w:color="FFFFFF"/>
-            </w:tcBorders>
             <w:tcMar>
               <w:top w:w="80" w:type="dxa"/>
               <w:left w:w="120" w:type="dxa"/>
               <w:bottom w:w="80" w:type="dxa"/>
               <w:right w:w="120" w:type="dxa"/>
             </w:tcMar>
+            <w:vAlign w:val="center"/>
+            <w:shd w:val="clear" w:color="auto" w:fill="FFFFFF"/>
+            <w:tcBorders>
+              <w:top w:val="single" w:sz="4" w:space="0" w:color="366092"/>
+              <w:left w:val="single" w:sz="4" w:space="0" w:color="366092"/>
+              <w:bottom w:val="single" w:sz="4" w:space="0" w:color="366092"/>
+              <w:right w:val="single" w:sz="4" w:space="0" w:color="366092"/>
+            </w:tcBorders>
           </w:tcPr>
           <w:p>
-            <w:r>
-              <w:rPr>
-                <w:sz w:val="18"/>
-                <w:szCs w:val="18"/>
+            <w:pPr>
+              <w:spacing w:before="20" w:after="20" w:line="240" w:lineRule="auto"/>
+              <w:jc w:val="left"/>
+              <w:suppressAutoHyphens/>
+            </w:pPr>
+            <w:r>
+              <w:rPr>
+                <w:rFonts w:ascii="Montserrat" w:hAnsi="Montserrat" w:eastAsia="Montserrat" w:cs="Montserrat"/>
+                <w:b w:val="0"/>
+                <w:color w:val="000000"/>
               </w:rPr>
               <w:t>—</w:t>
             </w:r>
@@ -1570,24 +1676,32 @@
         <w:tc>
           <w:tcPr>
             <w:tcW w:w="1536" w:type="dxa"/>
-            <w:tcBorders>
-              <w:top w:val="none" w:sz="0" w:space="0" w:color="FFFFFF"/>
-              <w:left w:val="none" w:sz="0" w:space="0" w:color="FFFFFF"/>
-              <w:bottom w:val="none" w:sz="0" w:space="0" w:color="FFFFFF"/>
-              <w:right w:val="none" w:sz="0" w:space="0" w:color="FFFFFF"/>
-            </w:tcBorders>
             <w:tcMar>
               <w:top w:w="80" w:type="dxa"/>
               <w:left w:w="120" w:type="dxa"/>
               <w:bottom w:w="80" w:type="dxa"/>
               <w:right w:w="120" w:type="dxa"/>
             </w:tcMar>
+            <w:vAlign w:val="center"/>
+            <w:shd w:val="clear" w:color="auto" w:fill="FFFFFF"/>
+            <w:tcBorders>
+              <w:top w:val="single" w:sz="4" w:space="0" w:color="366092"/>
+              <w:left w:val="single" w:sz="4" w:space="0" w:color="366092"/>
+              <w:bottom w:val="single" w:sz="4" w:space="0" w:color="366092"/>
+              <w:right w:val="single" w:sz="4" w:space="0" w:color="366092"/>
+            </w:tcBorders>
           </w:tcPr>
           <w:p>
-            <w:r>
-              <w:rPr>
-                <w:sz w:val="18"/>
-                <w:szCs w:val="18"/>
+            <w:pPr>
+              <w:spacing w:before="20" w:after="20" w:line="240" w:lineRule="auto"/>
+              <w:jc w:val="left"/>
+              <w:suppressAutoHyphens/>
+            </w:pPr>
+            <w:r>
+              <w:rPr>
+                <w:rFonts w:ascii="Montserrat" w:hAnsi="Montserrat" w:eastAsia="Montserrat" w:cs="Montserrat"/>
+                <w:b w:val="0"/>
+                <w:color w:val="000000"/>
               </w:rPr>
               <w:t>—</w:t>
             </w:r>
@@ -1596,24 +1710,32 @@
         <w:tc>
           <w:tcPr>
             <w:tcW w:w="1536" w:type="dxa"/>
-            <w:tcBorders>
-              <w:top w:val="none" w:sz="0" w:space="0" w:color="FFFFFF"/>
-              <w:left w:val="none" w:sz="0" w:space="0" w:color="FFFFFF"/>
-              <w:bottom w:val="none" w:sz="0" w:space="0" w:color="FFFFFF"/>
-              <w:right w:val="none" w:sz="0" w:space="0" w:color="FFFFFF"/>
-            </w:tcBorders>
             <w:tcMar>
               <w:top w:w="80" w:type="dxa"/>
               <w:left w:w="120" w:type="dxa"/>
               <w:bottom w:w="80" w:type="dxa"/>
               <w:right w:w="120" w:type="dxa"/>
             </w:tcMar>
+            <w:vAlign w:val="center"/>
+            <w:shd w:val="clear" w:color="auto" w:fill="FFFFFF"/>
+            <w:tcBorders>
+              <w:top w:val="single" w:sz="4" w:space="0" w:color="366092"/>
+              <w:left w:val="single" w:sz="4" w:space="0" w:color="366092"/>
+              <w:bottom w:val="single" w:sz="4" w:space="0" w:color="366092"/>
+              <w:right w:val="single" w:sz="4" w:space="0" w:color="366092"/>
+            </w:tcBorders>
           </w:tcPr>
           <w:p>
-            <w:r>
-              <w:rPr>
-                <w:sz w:val="18"/>
-                <w:szCs w:val="18"/>
+            <w:pPr>
+              <w:spacing w:before="20" w:after="20" w:line="240" w:lineRule="auto"/>
+              <w:jc w:val="left"/>
+              <w:suppressAutoHyphens/>
+            </w:pPr>
+            <w:r>
+              <w:rPr>
+                <w:rFonts w:ascii="Montserrat" w:hAnsi="Montserrat" w:eastAsia="Montserrat" w:cs="Montserrat"/>
+                <w:b w:val="0"/>
+                <w:color w:val="000000"/>
               </w:rPr>
               <w:t>—</w:t>
             </w:r>
@@ -1623,7 +1745,20 @@
     </w:tbl>
     <w:p>
       <w:pPr>
-        <w:spacing w:before="60" w:after="240"/>
+        <w:spacing w:before="40" w:after="140" w:lineRule="auto"/>
+      </w:pPr>
+      <w:r>
+        <w:rPr>
+          <w:rFonts w:ascii="Montserrat" w:hAnsi="Montserrat" w:eastAsia="Montserrat" w:cs="Montserrat"/>
+          <w:sz w:val="18"/>
+          <w:szCs w:val="18"/>
+        </w:rPr>
+        <w:t>Tabla 1. Resumen de informacion de partida</w:t>
+      </w:r>
+    </w:p>
+    <w:p>
+      <w:pPr>
+        <w:spacing w:after="0" w:before="0" w:line="288" w:lineRule="auto"/>
         <w:jc w:val="right"/>
       </w:pPr>
       <w:r>
@@ -1640,6 +1775,8 @@
     <w:p>
       <w:pPr>
         <w:pStyle w:val="Ttulo3"/>
+        <w:spacing w:before="180" w:after="100" w:lineRule="auto"/>
+        <w:keepNext/>
       </w:pPr>
       <w:bookmarkStart w:id="4" w:name="_Toc226615353"/>
       <w:r>
@@ -1649,7 +1786,7 @@
     </w:p>
     <w:p>
       <w:pPr>
-        <w:spacing w:after="120"/>
+        <w:spacing w:after="0" w:before="0" w:line="288" w:lineRule="auto"/>
       </w:pPr>
       <w:r>
         <w:t>[Contenido del subapartado 3.2.]</w:t>
@@ -1658,6 +1795,8 @@
     <w:p>
       <w:pPr>
         <w:pStyle w:val="Ttulo4"/>
+        <w:spacing w:before="160" w:after="80" w:lineRule="auto"/>
+        <w:keepNext/>
       </w:pPr>
       <w:bookmarkStart w:id="5" w:name="_Toc226615354"/>
       <w:r>
@@ -1675,7 +1814,7 @@
     </w:p>
     <w:p>
       <w:pPr>
-        <w:spacing w:after="120"/>
+        <w:spacing w:after="0" w:before="0" w:line="288" w:lineRule="auto"/>
       </w:pPr>
       <w:r>
         <w:t xml:space="preserve">[Contenido del </w:t>
@@ -1691,7 +1830,7 @@
     </w:p>
     <w:p>
       <w:pPr>
-        <w:spacing w:after="80"/>
+        <w:spacing w:after="0" w:before="0" w:line="288" w:lineRule="auto"/>
       </w:pPr>
       <w:r>
         <w:t>Los pasos del proceso son los siguientes:</w:t>
@@ -1704,7 +1843,7 @@
           <w:ilvl w:val="0"/>
           <w:numId w:val="3"/>
         </w:numPr>
-        <w:spacing w:before="60" w:after="60"/>
+        <w:spacing w:after="0" w:before="0" w:line="288" w:lineRule="auto"/>
       </w:pPr>
       <w:r>
         <w:t>[Paso 1 del proceso.]</w:t>
@@ -1717,7 +1856,7 @@
           <w:ilvl w:val="0"/>
           <w:numId w:val="3"/>
         </w:numPr>
-        <w:spacing w:before="60" w:after="60"/>
+        <w:spacing w:after="0" w:before="0" w:line="288" w:lineRule="auto"/>
       </w:pPr>
       <w:r>
         <w:t>[Paso 2 del proceso.]</w:t>
@@ -1730,7 +1869,7 @@
           <w:ilvl w:val="0"/>
           <w:numId w:val="3"/>
         </w:numPr>
-        <w:spacing w:before="60" w:after="60"/>
+        <w:spacing w:after="0" w:before="0" w:line="288" w:lineRule="auto"/>
       </w:pPr>
       <w:r>
         <w:t>[Paso 3 del proceso.]</w:t>
@@ -1743,7 +1882,7 @@
     </w:p>
     <w:p>
       <w:pPr>
-        <w:spacing w:before="240"/>
+        <w:spacing w:after="0" w:before="0" w:line="288" w:lineRule="auto"/>
         <w:jc w:val="center"/>
       </w:pPr>
       <w:r>
@@ -1752,7 +1891,7 @@
     </w:p>
     <w:p>
       <w:pPr>
-        <w:spacing w:before="60" w:after="240"/>
+        <w:spacing w:after="0" w:before="0" w:line="288" w:lineRule="auto"/>
         <w:jc w:val="center"/>
       </w:pPr>
       <w:r>
@@ -1770,6 +1909,8 @@
     <w:p>
       <w:pPr>
         <w:pStyle w:val="Ttulo2"/>
+        <w:spacing w:before="220" w:after="120" w:lineRule="auto"/>
+        <w:keepNext/>
       </w:pPr>
       <w:bookmarkStart w:id="6" w:name="_Toc226615355"/>
       <w:r>
@@ -1779,7 +1920,7 @@
     </w:p>
     <w:p>
       <w:pPr>
-        <w:spacing w:after="120"/>
+        <w:spacing w:after="0" w:before="0" w:line="288" w:lineRule="auto"/>
       </w:pPr>
       <w:r>
         <w:t>[Desarrollo del contenido técnico. Describir metodología, proceso de cálculo o análisis. Referenciar apéndices cuando el volumen lo requiera.]</w:t>
@@ -1788,6 +1929,8 @@
     <w:p>
       <w:pPr>
         <w:pStyle w:val="Ttulo3"/>
+        <w:spacing w:before="180" w:after="100" w:lineRule="auto"/>
+        <w:keepNext/>
       </w:pPr>
       <w:bookmarkStart w:id="7" w:name="_Toc226615356"/>
       <w:r>
@@ -1797,7 +1940,7 @@
     </w:p>
     <w:p>
       <w:pPr>
-        <w:spacing w:after="120"/>
+        <w:spacing w:after="0" w:before="0" w:line="288" w:lineRule="auto"/>
       </w:pPr>
       <w:r>
         <w:t>[Planteamiento. Fórmulas y justificación de valores adoptados.]</w:t>
@@ -1806,6 +1949,8 @@
     <w:p>
       <w:pPr>
         <w:pStyle w:val="Ttulo3"/>
+        <w:spacing w:before="180" w:after="100" w:lineRule="auto"/>
+        <w:keepNext/>
       </w:pPr>
       <w:bookmarkStart w:id="8" w:name="_Toc226615357"/>
       <w:r>
@@ -1815,7 +1960,7 @@
     </w:p>
     <w:p>
       <w:pPr>
-        <w:spacing w:after="120"/>
+        <w:spacing w:after="0" w:before="0" w:line="288" w:lineRule="auto"/>
       </w:pPr>
       <w:r>
         <w:t>[Continuación del desarrollo. Tablas de resultados intermedios si procede.]</w:t>
@@ -1824,6 +1969,8 @@
     <w:p>
       <w:pPr>
         <w:pStyle w:val="Ttulo2"/>
+        <w:spacing w:before="220" w:after="120" w:lineRule="auto"/>
+        <w:keepNext/>
       </w:pPr>
       <w:bookmarkStart w:id="9" w:name="_Toc226615358"/>
       <w:r>
@@ -1833,7 +1980,7 @@
     </w:p>
     <w:p>
       <w:pPr>
-        <w:spacing w:after="80"/>
+        <w:spacing w:after="0" w:before="0" w:line="288" w:lineRule="auto"/>
       </w:pPr>
       <w:r>
         <w:t>A la vista de los análisis realizados, se extraen las siguientes conclusiones:</w:t>
@@ -1846,7 +1993,7 @@
           <w:ilvl w:val="0"/>
           <w:numId w:val="2"/>
         </w:numPr>
-        <w:spacing w:before="60" w:after="60"/>
+        <w:spacing w:after="0" w:before="0" w:line="288" w:lineRule="auto"/>
       </w:pPr>
       <w:r>
         <w:t>[Conclusión 1. Resultado principal.]</w:t>
@@ -1859,7 +2006,7 @@
           <w:ilvl w:val="0"/>
           <w:numId w:val="2"/>
         </w:numPr>
-        <w:spacing w:before="60" w:after="60"/>
+        <w:spacing w:after="0" w:before="0" w:line="288" w:lineRule="auto"/>
       </w:pPr>
       <w:r>
         <w:t>[Conclusión 2.]</w:t>
@@ -1872,7 +2019,7 @@
           <w:ilvl w:val="0"/>
           <w:numId w:val="2"/>
         </w:numPr>
-        <w:spacing w:before="60" w:after="60"/>
+        <w:spacing w:after="0" w:before="0" w:line="288" w:lineRule="auto"/>
       </w:pPr>
       <w:r>
         <w:t>[Conclusión 3.]</w:t>
@@ -1885,7 +2032,7 @@
     </w:p>
     <w:p>
       <w:pPr>
-        <w:spacing w:after="240"/>
+        <w:spacing w:after="0" w:before="0" w:line="288" w:lineRule="auto"/>
       </w:pPr>
       <w:r>
         <w:t>Los resultados obtenidos son conformes con la normativa de aplicación y se consideran adecuados para los fines del proyecto.</w:t>
@@ -1898,7 +2045,7 @@
     </w:p>
     <w:p>
       <w:pPr>
-        <w:spacing w:before="480" w:after="120"/>
+        <w:spacing w:after="0" w:before="0" w:line="288" w:lineRule="auto"/>
         <w:jc w:val="center"/>
       </w:pPr>
       <w:r>
@@ -1915,7 +2062,7 @@
     </w:p>
     <w:p>
       <w:pPr>
-        <w:spacing w:after="480"/>
+        <w:spacing w:after="0" w:before="0" w:line="288" w:lineRule="auto"/>
         <w:jc w:val="center"/>
       </w:pPr>
       <w:r>
@@ -1929,6 +2076,9 @@
       </w:r>
     </w:p>
     <w:p>
+      <w:pPr>
+        <w:spacing w:after="0" w:before="0" w:line="288" w:lineRule="auto"/>
+      </w:pPr>
       <w:r>
         <w:t>[Contenido del apéndice: tablas extensas, planos, fichas, cálculos auxiliares, etc.]</w:t>
       </w:r>
@@ -5588,6 +5738,11 @@
     <w:pPr>
       <w:jc w:val="both"/>
     </w:pPr>
+    <w:rPr>
+      <w:rFonts w:ascii="Montserrat" w:hAnsi="Montserrat" w:eastAsia="Montserrat" w:cs="Montserrat"/>
+      <w:sz w:val="19"/>
+      <w:szCs w:val="19"/>
+    </w:rPr>
   </w:style>
   <w:style w:type="paragraph" w:styleId="Ttulo1">
     <w:name w:val="heading 1"/>
